--- a/ind/docx/001.content.docx
+++ b/ind/docx/001.content.docx
@@ -128,19 +128,6 @@
           <w:lang w:val="id_ID" w:bidi="id_ID"/>
         </w:rPr>
         <w:t>&lt;</w:t>
-      </w:r>
-      <w:r>
-        <w:rPr>
-          <w:lang w:val="id_ID" w:bidi="id_ID"/>
-        </w:rPr>
-      </w:r>
-    </w:p>
-    <w:p>
-      <w:pPr/>
-      <w:r>
-        <w:rPr>
-          <w:lang w:val="id_ID" w:bidi="id_ID"/>
-        </w:rPr>
       </w:r>
       <w:r>
         <w:rPr>

--- a/ind/docx/001.content.docx
+++ b/ind/docx/001.content.docx
@@ -19,7 +19,7 @@
         <w:rPr>
           <w:lang w:val="id_ID" w:bidi="id_ID"/>
         </w:rPr>
-        <w:t>Resource: Istilah Kunci (unfoldingWord)</w:t>
+        <w:t>Resource: unfoldingWord® Translation Words</w:t>
       </w:r>
       <w:r>
         <w:rPr>
@@ -90,7 +90,7 @@
         <w:rPr>
           <w:lang w:val="id_ID" w:bidi="id_ID"/>
         </w:rPr>
-        <w:t>Istilah Kunci (unfoldingWord)</w:t>
+        <w:t>unfoldingWord® Translation Words</w:t>
       </w:r>
     </w:p>
     <w:p>

--- a/ind/docx/001.content.docx
+++ b/ind/docx/001.content.docx
@@ -3690,6 +3690,1129 @@
         <w:rPr>
           <w:lang w:val="id_ID" w:bidi="id_ID"/>
         </w:rPr>
+        <w:t>laporkan</w:t>
+      </w:r>
+      <w:r>
+        <w:rPr>
+          <w:lang w:val="id_ID" w:bidi="id_ID"/>
+        </w:rPr>
+      </w:r>
+    </w:p>
+    <w:p>
+      <w:pPr/>
+      <w:r>
+        <w:rPr>
+          <w:lang w:val="id_ID" w:bidi="id_ID"/>
+        </w:rPr>
+      </w:r>
+      <w:r>
+        <w:rPr>
+          <w:lang w:val="id_ID" w:bidi="id_ID"/>
+        </w:rPr>
+        <w:t>laporkan, dilaporkan, menceritakan, reputasi</w:t>
+      </w:r>
+    </w:p>
+    <w:p>
+      <w:pPr>
+        <w:pStyle w:val="Heading3"/>
+      </w:pPr>
+      <w:r>
+        <w:rPr>
+          <w:lang w:val="id_ID" w:bidi="id_ID"/>
+        </w:rPr>
+        <w:t>Definisi:</w:t>
+      </w:r>
+    </w:p>
+    <w:p>
+      <w:pPr/>
+      <w:r>
+        <w:rPr>
+          <w:lang w:val="id_ID" w:bidi="id_ID"/>
+        </w:rPr>
+      </w:r>
+      <w:r>
+        <w:rPr>
+          <w:lang w:val="id_ID" w:bidi="id_ID"/>
+        </w:rPr>
+        <w:t>Istilah “melaporkan” berarti memberi tahu orang-orang tentang sesuatu yang terjadi, sering kali memberikan rincian tentang peristiwa tersebut. Sebuah “laporan” adalah apa yang diceritakan, dan dapat diucapkan atau ditulis.</w:t>
+      </w:r>
+    </w:p>
+    <w:p>
+      <w:pPr>
+        <w:pStyle w:val="ListBullet"/>
+        <w:spacing w:line="240" w:lineRule="auto"/>
+        <w:ind w:left="720"/>
+      </w:pPr>
+      <w:r>
+        <w:rPr>
+          <w:lang w:val="id_ID" w:bidi="id_ID"/>
+        </w:rPr>
+      </w:r>
+      <w:r>
+        <w:rPr>
+          <w:lang w:val="id_ID" w:bidi="id_ID"/>
+        </w:rPr>
+        <w:t>“Melaporkan” juga dapat diterjemahkan sebagai “memberi tahu” atau “menjelaskan” atau “menceritakan rinciannya.”</w:t>
+      </w:r>
+    </w:p>
+    <w:p>
+      <w:pPr>
+        <w:pStyle w:val="ListBullet"/>
+        <w:spacing w:line="240" w:lineRule="auto"/>
+        <w:ind w:left="720"/>
+      </w:pPr>
+      <w:r>
+        <w:rPr>
+          <w:lang w:val="id_ID" w:bidi="id_ID"/>
+        </w:rPr>
+      </w:r>
+      <w:r>
+        <w:rPr>
+          <w:lang w:val="id_ID" w:bidi="id_ID"/>
+        </w:rPr>
+        <w:t>Ungkapan “Jangan laporkan hal ini kepada siapa pun” dapat diterjemahkan sebagai “Jangan membicarakan hal ini dengan siapa pun” atau “Jangan beri tahu siapa pun tentang hal ini.”</w:t>
+      </w:r>
+    </w:p>
+    <w:p>
+      <w:pPr>
+        <w:pStyle w:val="ListBullet"/>
+        <w:spacing w:line="240" w:lineRule="auto"/>
+        <w:ind w:left="720"/>
+      </w:pPr>
+      <w:r>
+        <w:rPr>
+          <w:lang w:val="id_ID" w:bidi="id_ID"/>
+        </w:rPr>
+      </w:r>
+      <w:r>
+        <w:rPr>
+          <w:lang w:val="id_ID" w:bidi="id_ID"/>
+        </w:rPr>
+        <w:t>Cara menerjemahkan “laporan” dapat mencakup “penjelasan” atau “cerita” atau “kisah terperinci”, bergantung pada konteksnya.</w:t>
+      </w:r>
+    </w:p>
+    <w:p>
+      <w:pPr>
+        <w:pStyle w:val="Heading3"/>
+      </w:pPr>
+      <w:r>
+        <w:rPr>
+          <w:lang w:val="id_ID" w:bidi="id_ID"/>
+        </w:rPr>
+        <w:t>Referensi Alkitab:</w:t>
+      </w:r>
+    </w:p>
+    <w:p>
+      <w:pPr>
+        <w:pStyle w:val="ListBullet"/>
+        <w:spacing w:line="240" w:lineRule="auto"/>
+        <w:ind w:left="720"/>
+      </w:pPr>
+      <w:r>
+        <w:rPr>
+          <w:lang w:val="id_ID" w:bidi="id_ID"/>
+        </w:rPr>
+      </w:r>
+      <w:hyperlink r:id="rId20">
+        <w:r>
+          <w:rPr>
+            <w:lang w:val="id_ID" w:bidi="id_ID"/>
+          </w:rPr>
+          <w:rPr>
+            <w:color w:val="0000EE"/>
+            <w:u w:val="single"/>
+          </w:rPr>
+          <w:t>Kisah Para Rasul 5:22–23</w:t>
+        </w:r>
+      </w:hyperlink>
+    </w:p>
+    <w:p>
+      <w:pPr>
+        <w:pStyle w:val="ListBullet"/>
+        <w:spacing w:line="240" w:lineRule="auto"/>
+        <w:ind w:left="720"/>
+      </w:pPr>
+      <w:r>
+        <w:rPr>
+          <w:lang w:val="id_ID" w:bidi="id_ID"/>
+        </w:rPr>
+      </w:r>
+      <w:hyperlink r:id="rId45">
+        <w:r>
+          <w:rPr>
+            <w:lang w:val="id_ID" w:bidi="id_ID"/>
+          </w:rPr>
+          <w:rPr>
+            <w:color w:val="0000EE"/>
+            <w:u w:val="single"/>
+          </w:rPr>
+          <w:t>Yohanes 12:38</w:t>
+        </w:r>
+      </w:hyperlink>
+    </w:p>
+    <w:p>
+      <w:pPr>
+        <w:pStyle w:val="ListBullet"/>
+        <w:spacing w:line="240" w:lineRule="auto"/>
+        <w:ind w:left="720"/>
+      </w:pPr>
+      <w:r>
+        <w:rPr>
+          <w:lang w:val="id_ID" w:bidi="id_ID"/>
+        </w:rPr>
+      </w:r>
+      <w:hyperlink r:id="rId46">
+        <w:r>
+          <w:rPr>
+            <w:lang w:val="id_ID" w:bidi="id_ID"/>
+          </w:rPr>
+          <w:rPr>
+            <w:color w:val="0000EE"/>
+            <w:u w:val="single"/>
+          </w:rPr>
+          <w:t>Lukas 5:15</w:t>
+        </w:r>
+      </w:hyperlink>
+    </w:p>
+    <w:p>
+      <w:pPr>
+        <w:pStyle w:val="ListBullet"/>
+        <w:spacing w:line="240" w:lineRule="auto"/>
+        <w:ind w:left="720"/>
+      </w:pPr>
+      <w:r>
+        <w:rPr>
+          <w:lang w:val="id_ID" w:bidi="id_ID"/>
+        </w:rPr>
+      </w:r>
+      <w:hyperlink r:id="rId47">
+        <w:r>
+          <w:rPr>
+            <w:lang w:val="id_ID" w:bidi="id_ID"/>
+          </w:rPr>
+          <w:rPr>
+            <w:color w:val="0000EE"/>
+            <w:u w:val="single"/>
+          </w:rPr>
+          <w:t>Lukas 8:34–35</w:t>
+        </w:r>
+      </w:hyperlink>
+    </w:p>
+    <w:p>
+      <w:pPr>
+        <w:pStyle w:val="ListBullet"/>
+        <w:spacing w:line="240" w:lineRule="auto"/>
+        <w:ind w:left="720"/>
+      </w:pPr>
+      <w:r>
+        <w:rPr>
+          <w:lang w:val="id_ID" w:bidi="id_ID"/>
+        </w:rPr>
+      </w:r>
+      <w:hyperlink r:id="rId48">
+        <w:r>
+          <w:rPr>
+            <w:lang w:val="id_ID" w:bidi="id_ID"/>
+          </w:rPr>
+          <w:rPr>
+            <w:color w:val="0000EE"/>
+            <w:u w:val="single"/>
+          </w:rPr>
+          <w:t>Matius 28:15</w:t>
+        </w:r>
+      </w:hyperlink>
+    </w:p>
+    <w:p>
+      <w:pPr>
+        <w:pStyle w:val="Heading3"/>
+      </w:pPr>
+      <w:r>
+        <w:rPr>
+          <w:lang w:val="id_ID" w:bidi="id_ID"/>
+        </w:rPr>
+        <w:t>Data Kata:</w:t>
+      </w:r>
+    </w:p>
+    <w:p>
+      <w:pPr>
+        <w:pStyle w:val="ListBullet"/>
+        <w:spacing w:line="240" w:lineRule="auto"/>
+        <w:ind w:left="720"/>
+      </w:pPr>
+      <w:r>
+        <w:rPr>
+          <w:lang w:val="id_ID" w:bidi="id_ID"/>
+        </w:rPr>
+      </w:r>
+      <w:r>
+        <w:rPr>
+          <w:lang w:val="id_ID" w:bidi="id_ID"/>
+        </w:rPr>
+        <w:t>Strong’s: H1681, H1696, H1697, H5046, H7725, H8034, H8052, H8085, H8088, H8089, G01890, G01910, G03120, G05180, G09870, G12250, G13100, G18340, G20360, G21630, G30040, G30560, G31400, G33770</w:t>
+      </w:r>
+      <w:r>
+        <w:rPr>
+          <w:lang w:val="id_ID" w:bidi="id_ID"/>
+        </w:rPr>
+      </w:r>
+      <w:r>
+        <w:rPr>
+          <w:lang w:val="id_ID" w:bidi="id_ID"/>
+        </w:rPr>
+      </w:r>
+    </w:p>
+    <w:p>
+      <w:pPr/>
+      <w:r>
+        <w:rPr>
+          <w:lang w:val="id_ID" w:bidi="id_ID"/>
+        </w:rPr>
+      </w:r>
+    </w:p>
+    <w:p>
+      <w:pPr>
+        <w:pStyle w:val="Heading2"/>
+      </w:pPr>
+    </w:p>
+    <w:p>
+      <w:pPr/>
+      <w:r>
+        <w:rPr>
+          <w:lang w:val="id_ID" w:bidi="id_ID"/>
+        </w:rPr>
+      </w:r>
+      <w:r>
+        <w:rPr>
+          <w:lang w:val="id_ID" w:bidi="id_ID"/>
+        </w:rPr>
+        <w:t>Lautan alang-alang</w:t>
+      </w:r>
+      <w:r>
+        <w:rPr>
+          <w:lang w:val="id_ID" w:bidi="id_ID"/>
+        </w:rPr>
+      </w:r>
+    </w:p>
+    <w:p>
+      <w:pPr/>
+      <w:r>
+        <w:rPr>
+          <w:lang w:val="id_ID" w:bidi="id_ID"/>
+        </w:rPr>
+      </w:r>
+      <w:r>
+        <w:rPr>
+          <w:lang w:val="id_ID" w:bidi="id_ID"/>
+        </w:rPr>
+        <w:t>Lautan alang-alang, Lautan Alang-alang, Laut Merah</w:t>
+      </w:r>
+    </w:p>
+    <w:p>
+      <w:pPr>
+        <w:pStyle w:val="Heading3"/>
+      </w:pPr>
+      <w:r>
+        <w:rPr>
+          <w:lang w:val="id_ID" w:bidi="id_ID"/>
+        </w:rPr>
+        <w:t>Fakta-fakta:</w:t>
+      </w:r>
+    </w:p>
+    <w:p>
+      <w:pPr/>
+      <w:r>
+        <w:rPr>
+          <w:lang w:val="id_ID" w:bidi="id_ID"/>
+        </w:rPr>
+      </w:r>
+      <w:r>
+        <w:rPr>
+          <w:lang w:val="id_ID" w:bidi="id_ID"/>
+        </w:rPr>
+        <w:t>“Lautan Alang-alang” adalah nama perairan yang terletak di antara Mesir dan Arab. Sekarang disebut “Laut Merah”.</w:t>
+      </w:r>
+    </w:p>
+    <w:p>
+      <w:pPr>
+        <w:pStyle w:val="ListBullet"/>
+        <w:spacing w:line="240" w:lineRule="auto"/>
+        <w:ind w:left="720"/>
+      </w:pPr>
+      <w:r>
+        <w:rPr>
+          <w:lang w:val="id_ID" w:bidi="id_ID"/>
+        </w:rPr>
+      </w:r>
+      <w:r>
+        <w:rPr>
+          <w:lang w:val="id_ID" w:bidi="id_ID"/>
+        </w:rPr>
+        <w:t>Laut Merah panjang dan sempit. Ini lebih besar dari danau atau sungai, tapi jauh lebih kecil dari samudera.</w:t>
+      </w:r>
+    </w:p>
+    <w:p>
+      <w:pPr>
+        <w:pStyle w:val="ListBullet"/>
+        <w:spacing w:line="240" w:lineRule="auto"/>
+        <w:ind w:left="720"/>
+      </w:pPr>
+      <w:r>
+        <w:rPr>
+          <w:lang w:val="id_ID" w:bidi="id_ID"/>
+        </w:rPr>
+      </w:r>
+      <w:r>
+        <w:rPr>
+          <w:lang w:val="id_ID" w:bidi="id_ID"/>
+        </w:rPr>
+        <w:t>Bangsa Israel harus menyeberangi Laut Merah ketika mereka menyelamatkan diri dari Mesir. Tuhan melakukan mujizat dan membuat air laut terbelah sehingga mereka bisa berjalan melintasi daratan.</w:t>
+      </w:r>
+    </w:p>
+    <w:p>
+      <w:pPr>
+        <w:pStyle w:val="ListBullet"/>
+        <w:spacing w:line="240" w:lineRule="auto"/>
+        <w:ind w:left="720"/>
+      </w:pPr>
+      <w:r>
+        <w:rPr>
+          <w:lang w:val="id_ID" w:bidi="id_ID"/>
+        </w:rPr>
+      </w:r>
+      <w:r>
+        <w:rPr>
+          <w:lang w:val="id_ID" w:bidi="id_ID"/>
+        </w:rPr>
+        <w:t>Tanah Kanaan terletak di utara laut ini.</w:t>
+      </w:r>
+    </w:p>
+    <w:p>
+      <w:pPr>
+        <w:pStyle w:val="ListBullet"/>
+        <w:spacing w:line="240" w:lineRule="auto"/>
+        <w:ind w:left="720"/>
+      </w:pPr>
+      <w:r>
+        <w:rPr>
+          <w:lang w:val="id_ID" w:bidi="id_ID"/>
+        </w:rPr>
+      </w:r>
+      <w:r>
+        <w:rPr>
+          <w:lang w:val="id_ID" w:bidi="id_ID"/>
+        </w:rPr>
+        <w:t>Ini juga bisa diterjemahkan sebagai “Laut Alang-alang.”</w:t>
+      </w:r>
+    </w:p>
+    <w:p>
+      <w:pPr/>
+      <w:r>
+        <w:rPr>
+          <w:lang w:val="id_ID" w:bidi="id_ID"/>
+        </w:rPr>
+      </w:r>
+      <w:r>
+        <w:rPr>
+          <w:lang w:val="id_ID" w:bidi="id_ID"/>
+        </w:rPr>
+        <w:t xml:space="preserve">(Lihst jugs: </w:t>
+      </w:r>
+      <w:r>
+        <w:rPr>
+          <w:lang w:val="id_ID" w:bidi="id_ID"/>
+        </w:rPr>
+        <w:t>Arabia</w:t>
+      </w:r>
+      <w:r>
+        <w:rPr>
+          <w:b/>
+          <w:lang w:val="id_ID" w:bidi="id_ID"/>
+        </w:rPr>
+        <w:t>.</w:t>
+      </w:r>
+      <w:r>
+        <w:rPr>
+          <w:lang w:val="id_ID" w:bidi="id_ID"/>
+        </w:rPr>
+        <w:t xml:space="preserve"> </w:t>
+      </w:r>
+      <w:r>
+        <w:rPr>
+          <w:lang w:val="id_ID" w:bidi="id_ID"/>
+        </w:rPr>
+        <w:t>Canaan</w:t>
+      </w:r>
+      <w:r>
+        <w:rPr>
+          <w:lang w:val="id_ID" w:bidi="id_ID"/>
+        </w:rPr>
+        <w:t xml:space="preserve">, </w:t>
+      </w:r>
+      <w:r>
+        <w:rPr>
+          <w:lang w:val="id_ID" w:bidi="id_ID"/>
+        </w:rPr>
+        <w:t>Egypt</w:t>
+      </w:r>
+      <w:r>
+        <w:rPr>
+          <w:lang w:val="id_ID" w:bidi="id_ID"/>
+        </w:rPr>
+        <w:t>)</w:t>
+      </w:r>
+    </w:p>
+    <w:p>
+      <w:pPr>
+        <w:pStyle w:val="Heading3"/>
+      </w:pPr>
+      <w:r>
+        <w:rPr>
+          <w:lang w:val="id_ID" w:bidi="id_ID"/>
+        </w:rPr>
+        <w:t>Referensi Alkitab:</w:t>
+      </w:r>
+    </w:p>
+    <w:p>
+      <w:pPr>
+        <w:pStyle w:val="ListBullet"/>
+        <w:spacing w:line="240" w:lineRule="auto"/>
+        <w:ind w:left="720"/>
+      </w:pPr>
+      <w:r>
+        <w:rPr>
+          <w:lang w:val="id_ID" w:bidi="id_ID"/>
+        </w:rPr>
+      </w:r>
+      <w:hyperlink r:id="rId20">
+        <w:r>
+          <w:rPr>
+            <w:lang w:val="id_ID" w:bidi="id_ID"/>
+          </w:rPr>
+          <w:rPr>
+            <w:color w:val="0000EE"/>
+            <w:u w:val="single"/>
+          </w:rPr>
+          <w:t>Kisah Para Rasul 7:35–37</w:t>
+        </w:r>
+      </w:hyperlink>
+    </w:p>
+    <w:p>
+      <w:pPr>
+        <w:pStyle w:val="ListBullet"/>
+        <w:spacing w:line="240" w:lineRule="auto"/>
+        <w:ind w:left="720"/>
+      </w:pPr>
+      <w:r>
+        <w:rPr>
+          <w:lang w:val="id_ID" w:bidi="id_ID"/>
+        </w:rPr>
+      </w:r>
+      <w:hyperlink r:id="rId49">
+        <w:r>
+          <w:rPr>
+            <w:lang w:val="id_ID" w:bidi="id_ID"/>
+          </w:rPr>
+          <w:rPr>
+            <w:color w:val="0000EE"/>
+            <w:u w:val="single"/>
+          </w:rPr>
+          <w:t>Keluaraan 13:17–18</w:t>
+        </w:r>
+      </w:hyperlink>
+    </w:p>
+    <w:p>
+      <w:pPr>
+        <w:pStyle w:val="ListBullet"/>
+        <w:spacing w:line="240" w:lineRule="auto"/>
+        <w:ind w:left="720"/>
+      </w:pPr>
+      <w:r>
+        <w:rPr>
+          <w:lang w:val="id_ID" w:bidi="id_ID"/>
+        </w:rPr>
+      </w:r>
+      <w:hyperlink r:id="rId50">
+        <w:r>
+          <w:rPr>
+            <w:lang w:val="id_ID" w:bidi="id_ID"/>
+          </w:rPr>
+          <w:rPr>
+            <w:color w:val="0000EE"/>
+            <w:u w:val="single"/>
+          </w:rPr>
+          <w:t>Yosua 4:22–24</w:t>
+        </w:r>
+      </w:hyperlink>
+    </w:p>
+    <w:p>
+      <w:pPr>
+        <w:pStyle w:val="ListBullet"/>
+        <w:spacing w:line="240" w:lineRule="auto"/>
+        <w:ind w:left="720"/>
+      </w:pPr>
+      <w:r>
+        <w:rPr>
+          <w:lang w:val="id_ID" w:bidi="id_ID"/>
+        </w:rPr>
+      </w:r>
+      <w:hyperlink r:id="rId51">
+        <w:r>
+          <w:rPr>
+            <w:lang w:val="id_ID" w:bidi="id_ID"/>
+          </w:rPr>
+          <w:rPr>
+            <w:color w:val="0000EE"/>
+            <w:u w:val="single"/>
+          </w:rPr>
+          <w:t>Bilangan 14:23–25</w:t>
+        </w:r>
+      </w:hyperlink>
+    </w:p>
+    <w:p>
+      <w:pPr>
+        <w:pStyle w:val="Heading3"/>
+      </w:pPr>
+      <w:r>
+        <w:rPr>
+          <w:lang w:val="id_ID" w:bidi="id_ID"/>
+        </w:rPr>
+        <w:t>Contoh dari Kisah Alkitab:</w:t>
+      </w:r>
+    </w:p>
+    <w:p>
+      <w:pPr>
+        <w:pStyle w:val="ListBullet"/>
+        <w:spacing w:line="240" w:lineRule="auto"/>
+        <w:ind w:left="720"/>
+      </w:pPr>
+      <w:r>
+        <w:rPr>
+          <w:lang w:val="id_ID" w:bidi="id_ID"/>
+        </w:rPr>
+      </w:r>
+      <w:r>
+        <w:rPr>
+          <w:b/>
+          <w:lang w:val="id_ID" w:bidi="id_ID"/>
+        </w:rPr>
+        <w:t>12:4</w:t>
+      </w:r>
+      <w:r>
+        <w:rPr>
+          <w:lang w:val="id_ID" w:bidi="id_ID"/>
+        </w:rPr>
+        <w:t xml:space="preserve"> Ketika bangsa Israel melihat tentara Mesir datang, mereka menyadari bahwa mereka terjebak di antara tentara Firaun dan </w:t>
+      </w:r>
+      <w:r>
+        <w:rPr>
+          <w:b/>
+          <w:lang w:val="id_ID" w:bidi="id_ID"/>
+        </w:rPr>
+        <w:t>Laut Merah</w:t>
+      </w:r>
+      <w:r>
+        <w:rPr>
+          <w:lang w:val="id_ID" w:bidi="id_ID"/>
+        </w:rPr>
+        <w:t>.</w:t>
+      </w:r>
+    </w:p>
+    <w:p>
+      <w:pPr>
+        <w:pStyle w:val="ListBullet"/>
+        <w:spacing w:line="240" w:lineRule="auto"/>
+        <w:ind w:left="720"/>
+      </w:pPr>
+      <w:r>
+        <w:rPr>
+          <w:lang w:val="id_ID" w:bidi="id_ID"/>
+        </w:rPr>
+      </w:r>
+      <w:r>
+        <w:rPr>
+          <w:b/>
+          <w:lang w:val="id_ID" w:bidi="id_ID"/>
+        </w:rPr>
+        <w:t>12:5</w:t>
+      </w:r>
+      <w:r>
+        <w:rPr>
+          <w:lang w:val="id_ID" w:bidi="id_ID"/>
+        </w:rPr>
+        <w:t xml:space="preserve"> Kemudian Tuhan berkata kepada Musa, “Suruh bangsa itu bergerak menuju </w:t>
+      </w:r>
+      <w:r>
+        <w:rPr>
+          <w:b/>
+          <w:lang w:val="id_ID" w:bidi="id_ID"/>
+        </w:rPr>
+        <w:t>Laut Merah</w:t>
+      </w:r>
+      <w:r>
+        <w:rPr>
+          <w:lang w:val="id_ID" w:bidi="id_ID"/>
+        </w:rPr>
+        <w:t>.”</w:t>
+      </w:r>
+    </w:p>
+    <w:p>
+      <w:pPr>
+        <w:pStyle w:val="ListBullet"/>
+        <w:spacing w:line="240" w:lineRule="auto"/>
+        <w:ind w:left="720"/>
+      </w:pPr>
+      <w:r>
+        <w:rPr>
+          <w:lang w:val="id_ID" w:bidi="id_ID"/>
+        </w:rPr>
+      </w:r>
+      <w:r>
+        <w:rPr>
+          <w:b/>
+          <w:lang w:val="id_ID" w:bidi="id_ID"/>
+        </w:rPr>
+        <w:t>13:1</w:t>
+      </w:r>
+      <w:r>
+        <w:rPr>
+          <w:lang w:val="id_ID" w:bidi="id_ID"/>
+        </w:rPr>
+        <w:t xml:space="preserve"> Setelah Tuhan memimpin bangsa Israel melewati </w:t>
+      </w:r>
+      <w:r>
+        <w:rPr>
+          <w:b/>
+          <w:lang w:val="id_ID" w:bidi="id_ID"/>
+        </w:rPr>
+        <w:t>Laut Merah</w:t>
+      </w:r>
+      <w:r>
+        <w:rPr>
+          <w:lang w:val="id_ID" w:bidi="id_ID"/>
+        </w:rPr>
+        <w:t>, Dia memimpin mereka melewati padang gurun menuju sebuah gunung bernama Sinai.</w:t>
+      </w:r>
+    </w:p>
+    <w:p>
+      <w:pPr>
+        <w:pStyle w:val="Heading3"/>
+      </w:pPr>
+      <w:r>
+        <w:rPr>
+          <w:lang w:val="id_ID" w:bidi="id_ID"/>
+        </w:rPr>
+        <w:t>Data Kata:</w:t>
+      </w:r>
+    </w:p>
+    <w:p>
+      <w:pPr>
+        <w:pStyle w:val="ListBullet"/>
+        <w:spacing w:line="240" w:lineRule="auto"/>
+        <w:ind w:left="720"/>
+      </w:pPr>
+      <w:r>
+        <w:rPr>
+          <w:lang w:val="id_ID" w:bidi="id_ID"/>
+        </w:rPr>
+      </w:r>
+      <w:r>
+        <w:rPr>
+          <w:lang w:val="id_ID" w:bidi="id_ID"/>
+        </w:rPr>
+        <w:t>Strong’s: H3220, H5488, G20630, G22810</w:t>
+      </w:r>
+      <w:r>
+        <w:rPr>
+          <w:lang w:val="id_ID" w:bidi="id_ID"/>
+        </w:rPr>
+      </w:r>
+      <w:r>
+        <w:rPr>
+          <w:lang w:val="id_ID" w:bidi="id_ID"/>
+        </w:rPr>
+      </w:r>
+    </w:p>
+    <w:p>
+      <w:pPr/>
+      <w:r>
+        <w:rPr>
+          <w:lang w:val="id_ID" w:bidi="id_ID"/>
+        </w:rPr>
+      </w:r>
+    </w:p>
+    <w:p>
+      <w:pPr>
+        <w:pStyle w:val="Heading2"/>
+      </w:pPr>
+    </w:p>
+    <w:p>
+      <w:pPr/>
+      <w:r>
+        <w:rPr>
+          <w:lang w:val="id_ID" w:bidi="id_ID"/>
+        </w:rPr>
+      </w:r>
+      <w:r>
+        <w:rPr>
+          <w:lang w:val="id_ID" w:bidi="id_ID"/>
+        </w:rPr>
+        <w:t>mendukung# pilih kasih</w:t>
+      </w:r>
+      <w:r>
+        <w:rPr>
+          <w:lang w:val="id_ID" w:bidi="id_ID"/>
+        </w:rPr>
+      </w:r>
+    </w:p>
+    <w:p>
+      <w:pPr/>
+      <w:r>
+        <w:rPr>
+          <w:lang w:val="id_ID" w:bidi="id_ID"/>
+        </w:rPr>
+      </w:r>
+      <w:r>
+        <w:rPr>
+          <w:lang w:val="id_ID" w:bidi="id_ID"/>
+        </w:rPr>
+        <w:t>mendukung# pilih kasih, keberpihakan</w:t>
+      </w:r>
+    </w:p>
+    <w:p>
+      <w:pPr>
+        <w:pStyle w:val="Heading3"/>
+      </w:pPr>
+      <w:r>
+        <w:rPr>
+          <w:lang w:val="id_ID" w:bidi="id_ID"/>
+        </w:rPr>
+        <w:t>Definisi:</w:t>
+      </w:r>
+    </w:p>
+    <w:p>
+      <w:pPr/>
+      <w:r>
+        <w:rPr>
+          <w:lang w:val="id_ID" w:bidi="id_ID"/>
+        </w:rPr>
+      </w:r>
+      <w:r>
+        <w:rPr>
+          <w:lang w:val="id_ID" w:bidi="id_ID"/>
+        </w:rPr>
+        <w:t>Istilah “bersikap pilih kasih” dan “menunjukkan keberpihakan” mengacu pada pilihan untuk memperlakukan orang tertentu lebih penting daripada orang lain.</w:t>
+      </w:r>
+    </w:p>
+    <w:p>
+      <w:pPr>
+        <w:pStyle w:val="ListBullet"/>
+        <w:spacing w:line="240" w:lineRule="auto"/>
+        <w:ind w:left="720"/>
+      </w:pPr>
+      <w:r>
+        <w:rPr>
+          <w:lang w:val="id_ID" w:bidi="id_ID"/>
+        </w:rPr>
+      </w:r>
+      <w:r>
+        <w:rPr>
+          <w:lang w:val="id_ID" w:bidi="id_ID"/>
+        </w:rPr>
+        <w:t>Hal ini mirip dengan menunjukkan perilaku pilih kasih, yang berarti memperlakukan beberapa orang lebih baik daripada yang lain.</w:t>
+      </w:r>
+    </w:p>
+    <w:p>
+      <w:pPr>
+        <w:pStyle w:val="ListBullet"/>
+        <w:spacing w:line="240" w:lineRule="auto"/>
+        <w:ind w:left="720"/>
+      </w:pPr>
+      <w:r>
+        <w:rPr>
+          <w:lang w:val="id_ID" w:bidi="id_ID"/>
+        </w:rPr>
+      </w:r>
+      <w:r>
+        <w:rPr>
+          <w:lang w:val="id_ID" w:bidi="id_ID"/>
+        </w:rPr>
+        <w:t>Biasanya keberpihakan atau pilih kasih ditunjukkan kepada orang lain karena mereka lebih kaya atau lebih populer daripada orang lain.</w:t>
+      </w:r>
+    </w:p>
+    <w:p>
+      <w:pPr>
+        <w:pStyle w:val="ListBullet"/>
+        <w:spacing w:line="240" w:lineRule="auto"/>
+        <w:ind w:left="720"/>
+      </w:pPr>
+      <w:r>
+        <w:rPr>
+          <w:lang w:val="id_ID" w:bidi="id_ID"/>
+        </w:rPr>
+      </w:r>
+      <w:r>
+        <w:rPr>
+          <w:lang w:val="id_ID" w:bidi="id_ID"/>
+        </w:rPr>
+        <w:t>Alkitab memerintahkan umatnya untuk tidak menunjukkan keberpihakan atau pilih kasih kepada orang yang kaya atau memiliki status tinggi.</w:t>
+      </w:r>
+    </w:p>
+    <w:p>
+      <w:pPr>
+        <w:pStyle w:val="ListBullet"/>
+        <w:spacing w:line="240" w:lineRule="auto"/>
+        <w:ind w:left="720"/>
+      </w:pPr>
+      <w:r>
+        <w:rPr>
+          <w:lang w:val="id_ID" w:bidi="id_ID"/>
+        </w:rPr>
+      </w:r>
+      <w:r>
+        <w:rPr>
+          <w:lang w:val="id_ID" w:bidi="id_ID"/>
+        </w:rPr>
+        <w:t>Dalam suratnya kepada jemaat di Roma, Paulus mengajarkan bahwa Allah menghakimi manusia dengan adil dan tanpa pilih kasih.</w:t>
+      </w:r>
+    </w:p>
+    <w:p>
+      <w:pPr>
+        <w:pStyle w:val="ListBullet"/>
+        <w:spacing w:line="240" w:lineRule="auto"/>
+        <w:ind w:left="720"/>
+      </w:pPr>
+      <w:r>
+        <w:rPr>
+          <w:lang w:val="id_ID" w:bidi="id_ID"/>
+        </w:rPr>
+      </w:r>
+      <w:r>
+        <w:rPr>
+          <w:lang w:val="id_ID" w:bidi="id_ID"/>
+        </w:rPr>
+        <w:t>Kitab Yakobus mengajarkan bahwa memberikan tempat duduk yang lebih baik atau perlakuan yang lebih baik kepada seseorang karena mereka kaya adalah salah.</w:t>
+      </w:r>
+    </w:p>
+    <w:p>
+      <w:pPr/>
+      <w:r>
+        <w:rPr>
+          <w:lang w:val="id_ID" w:bidi="id_ID"/>
+        </w:rPr>
+      </w:r>
+      <w:r>
+        <w:rPr>
+          <w:lang w:val="id_ID" w:bidi="id_ID"/>
+        </w:rPr>
+        <w:t xml:space="preserve">(Lihat juga: </w:t>
+      </w:r>
+      <w:r>
+        <w:rPr>
+          <w:lang w:val="id_ID" w:bidi="id_ID"/>
+        </w:rPr>
+        <w:t>mendukung</w:t>
+      </w:r>
+      <w:r>
+        <w:rPr>
+          <w:lang w:val="id_ID" w:bidi="id_ID"/>
+        </w:rPr>
+        <w:t>)</w:t>
+      </w:r>
+    </w:p>
+    <w:p>
+      <w:pPr>
+        <w:pStyle w:val="Heading3"/>
+      </w:pPr>
+      <w:r>
+        <w:rPr>
+          <w:lang w:val="id_ID" w:bidi="id_ID"/>
+        </w:rPr>
+        <w:t>Referensi Alkitab:</w:t>
+      </w:r>
+    </w:p>
+    <w:p>
+      <w:pPr>
+        <w:pStyle w:val="ListBullet"/>
+        <w:spacing w:line="240" w:lineRule="auto"/>
+        <w:ind w:left="720"/>
+      </w:pPr>
+      <w:r>
+        <w:rPr>
+          <w:lang w:val="id_ID" w:bidi="id_ID"/>
+        </w:rPr>
+      </w:r>
+      <w:hyperlink r:id="rId52">
+        <w:r>
+          <w:rPr>
+            <w:lang w:val="id_ID" w:bidi="id_ID"/>
+          </w:rPr>
+          <w:rPr>
+            <w:color w:val="0000EE"/>
+            <w:u w:val="single"/>
+          </w:rPr>
+          <w:t>Ulangan 1:17</w:t>
+        </w:r>
+      </w:hyperlink>
+    </w:p>
+    <w:p>
+      <w:pPr>
+        <w:pStyle w:val="ListBullet"/>
+        <w:spacing w:line="240" w:lineRule="auto"/>
+        <w:ind w:left="720"/>
+      </w:pPr>
+      <w:r>
+        <w:rPr>
+          <w:lang w:val="id_ID" w:bidi="id_ID"/>
+        </w:rPr>
+      </w:r>
+      <w:hyperlink r:id="rId53">
+        <w:r>
+          <w:rPr>
+            <w:lang w:val="id_ID" w:bidi="id_ID"/>
+          </w:rPr>
+          <w:rPr>
+            <w:color w:val="0000EE"/>
+            <w:u w:val="single"/>
+          </w:rPr>
+          <w:t>Maleakhi 2:9</w:t>
+        </w:r>
+      </w:hyperlink>
+    </w:p>
+    <w:p>
+      <w:pPr>
+        <w:pStyle w:val="ListBullet"/>
+        <w:spacing w:line="240" w:lineRule="auto"/>
+        <w:ind w:left="720"/>
+      </w:pPr>
+      <w:r>
+        <w:rPr>
+          <w:lang w:val="id_ID" w:bidi="id_ID"/>
+        </w:rPr>
+      </w:r>
+      <w:hyperlink r:id="rId54">
+        <w:r>
+          <w:rPr>
+            <w:lang w:val="id_ID" w:bidi="id_ID"/>
+          </w:rPr>
+          <w:rPr>
+            <w:color w:val="0000EE"/>
+            <w:u w:val="single"/>
+          </w:rPr>
+          <w:t>Markus 12:13–15</w:t>
+        </w:r>
+      </w:hyperlink>
+    </w:p>
+    <w:p>
+      <w:pPr>
+        <w:pStyle w:val="ListBullet"/>
+        <w:spacing w:line="240" w:lineRule="auto"/>
+        <w:ind w:left="720"/>
+      </w:pPr>
+      <w:r>
+        <w:rPr>
+          <w:lang w:val="id_ID" w:bidi="id_ID"/>
+        </w:rPr>
+      </w:r>
+      <w:hyperlink r:id="rId55">
+        <w:r>
+          <w:rPr>
+            <w:lang w:val="id_ID" w:bidi="id_ID"/>
+          </w:rPr>
+          <w:rPr>
+            <w:color w:val="0000EE"/>
+            <w:u w:val="single"/>
+          </w:rPr>
+          <w:t>Matius 22:16</w:t>
+        </w:r>
+      </w:hyperlink>
+    </w:p>
+    <w:p>
+      <w:pPr>
+        <w:pStyle w:val="ListBullet"/>
+        <w:spacing w:line="240" w:lineRule="auto"/>
+        <w:ind w:left="720"/>
+      </w:pPr>
+      <w:r>
+        <w:rPr>
+          <w:lang w:val="id_ID" w:bidi="id_ID"/>
+        </w:rPr>
+      </w:r>
+      <w:hyperlink r:id="rId56">
+        <w:r>
+          <w:rPr>
+            <w:lang w:val="id_ID" w:bidi="id_ID"/>
+          </w:rPr>
+          <w:rPr>
+            <w:color w:val="0000EE"/>
+            <w:u w:val="single"/>
+          </w:rPr>
+          <w:t>Roma 2:10–12</w:t>
+        </w:r>
+      </w:hyperlink>
+    </w:p>
+    <w:p>
+      <w:pPr>
+        <w:pStyle w:val="Heading3"/>
+      </w:pPr>
+      <w:r>
+        <w:rPr>
+          <w:lang w:val="id_ID" w:bidi="id_ID"/>
+        </w:rPr>
+        <w:t>Data Kata:</w:t>
+      </w:r>
+    </w:p>
+    <w:p>
+      <w:pPr>
+        <w:pStyle w:val="ListBullet"/>
+        <w:spacing w:line="240" w:lineRule="auto"/>
+        <w:ind w:left="720"/>
+      </w:pPr>
+      <w:r>
+        <w:rPr>
+          <w:lang w:val="id_ID" w:bidi="id_ID"/>
+        </w:rPr>
+      </w:r>
+      <w:r>
+        <w:rPr>
+          <w:lang w:val="id_ID" w:bidi="id_ID"/>
+        </w:rPr>
+        <w:t>Strong’s: H5234, H6440, G09910, G15190, G29830, G42990, G43830</w:t>
+      </w:r>
+      <w:r>
+        <w:rPr>
+          <w:lang w:val="id_ID" w:bidi="id_ID"/>
+        </w:rPr>
+      </w:r>
+      <w:r>
+        <w:rPr>
+          <w:lang w:val="id_ID" w:bidi="id_ID"/>
+        </w:rPr>
+      </w:r>
+    </w:p>
+    <w:p>
+      <w:pPr/>
+      <w:r>
+        <w:rPr>
+          <w:lang w:val="id_ID" w:bidi="id_ID"/>
+        </w:rPr>
+      </w:r>
+    </w:p>
+    <w:p>
+      <w:pPr>
+        <w:pStyle w:val="Heading2"/>
+      </w:pPr>
+    </w:p>
+    <w:p>
+      <w:pPr/>
+      <w:r>
+        <w:rPr>
+          <w:lang w:val="id_ID" w:bidi="id_ID"/>
+        </w:rPr>
+      </w:r>
+      <w:r>
+        <w:rPr>
+          <w:lang w:val="id_ID" w:bidi="id_ID"/>
+        </w:rPr>
         <w:t>#menegur</w:t>
       </w:r>
       <w:r>
@@ -3813,7 +4936,7 @@
           <w:lang w:val="id_ID" w:bidi="id_ID"/>
         </w:rPr>
       </w:r>
-      <w:hyperlink r:id="rId45">
+      <w:hyperlink r:id="rId57">
         <w:r>
           <w:rPr>
             <w:lang w:val="id_ID" w:bidi="id_ID"/>
@@ -4012,7 +5135,7 @@
           <w:lang w:val="id_ID" w:bidi="id_ID"/>
         </w:rPr>
       </w:r>
-      <w:hyperlink r:id="rId46">
+      <w:hyperlink r:id="rId58">
         <w:r>
           <w:rPr>
             <w:lang w:val="id_ID" w:bidi="id_ID"/>
@@ -4036,7 +5159,7 @@
           <w:lang w:val="id_ID" w:bidi="id_ID"/>
         </w:rPr>
       </w:r>
-      <w:hyperlink r:id="rId47">
+      <w:hyperlink r:id="rId59">
         <w:r>
           <w:rPr>
             <w:lang w:val="id_ID" w:bidi="id_ID"/>
@@ -4060,7 +5183,7 @@
           <w:lang w:val="id_ID" w:bidi="id_ID"/>
         </w:rPr>
       </w:r>
-      <w:hyperlink r:id="rId48">
+      <w:hyperlink r:id="rId60">
         <w:r>
           <w:rPr>
             <w:lang w:val="id_ID" w:bidi="id_ID"/>
@@ -4084,7 +5207,7 @@
           <w:lang w:val="id_ID" w:bidi="id_ID"/>
         </w:rPr>
       </w:r>
-      <w:hyperlink r:id="rId49">
+      <w:hyperlink r:id="rId61">
         <w:r>
           <w:rPr>
             <w:lang w:val="id_ID" w:bidi="id_ID"/>
@@ -4108,7 +5231,7 @@
           <w:lang w:val="id_ID" w:bidi="id_ID"/>
         </w:rPr>
       </w:r>
-      <w:hyperlink r:id="rId50">
+      <w:hyperlink r:id="rId62">
         <w:r>
           <w:rPr>
             <w:lang w:val="id_ID" w:bidi="id_ID"/>
@@ -4384,7 +5507,7 @@
           <w:lang w:val="id_ID" w:bidi="id_ID"/>
         </w:rPr>
       </w:r>
-      <w:hyperlink r:id="rId51">
+      <w:hyperlink r:id="rId63">
         <w:r>
           <w:rPr>
             <w:lang w:val="id_ID" w:bidi="id_ID"/>
@@ -4408,7 +5531,7 @@
           <w:lang w:val="id_ID" w:bidi="id_ID"/>
         </w:rPr>
       </w:r>
-      <w:hyperlink r:id="rId52">
+      <w:hyperlink r:id="rId64">
         <w:r>
           <w:rPr>
             <w:lang w:val="id_ID" w:bidi="id_ID"/>
@@ -4432,7 +5555,7 @@
           <w:lang w:val="id_ID" w:bidi="id_ID"/>
         </w:rPr>
       </w:r>
-      <w:hyperlink r:id="rId53">
+      <w:hyperlink r:id="rId65">
         <w:r>
           <w:rPr>
             <w:lang w:val="id_ID" w:bidi="id_ID"/>
@@ -4456,7 +5579,7 @@
           <w:lang w:val="id_ID" w:bidi="id_ID"/>
         </w:rPr>
       </w:r>
-      <w:hyperlink r:id="rId54">
+      <w:hyperlink r:id="rId66">
         <w:r>
           <w:rPr>
             <w:lang w:val="id_ID" w:bidi="id_ID"/>
@@ -4514,1129 +5637,6 @@
           <w:lang w:val="id_ID" w:bidi="id_ID"/>
         </w:rPr>
         <w:t>Strong’s: H1916, H3534, H7272, G42280, G52860</w:t>
-      </w:r>
-      <w:r>
-        <w:rPr>
-          <w:lang w:val="id_ID" w:bidi="id_ID"/>
-        </w:rPr>
-      </w:r>
-      <w:r>
-        <w:rPr>
-          <w:lang w:val="id_ID" w:bidi="id_ID"/>
-        </w:rPr>
-      </w:r>
-    </w:p>
-    <w:p>
-      <w:pPr/>
-      <w:r>
-        <w:rPr>
-          <w:lang w:val="id_ID" w:bidi="id_ID"/>
-        </w:rPr>
-      </w:r>
-    </w:p>
-    <w:p>
-      <w:pPr>
-        <w:pStyle w:val="Heading2"/>
-      </w:pPr>
-    </w:p>
-    <w:p>
-      <w:pPr/>
-      <w:r>
-        <w:rPr>
-          <w:lang w:val="id_ID" w:bidi="id_ID"/>
-        </w:rPr>
-      </w:r>
-      <w:r>
-        <w:rPr>
-          <w:lang w:val="id_ID" w:bidi="id_ID"/>
-        </w:rPr>
-        <w:t>laporkan</w:t>
-      </w:r>
-      <w:r>
-        <w:rPr>
-          <w:lang w:val="id_ID" w:bidi="id_ID"/>
-        </w:rPr>
-      </w:r>
-    </w:p>
-    <w:p>
-      <w:pPr/>
-      <w:r>
-        <w:rPr>
-          <w:lang w:val="id_ID" w:bidi="id_ID"/>
-        </w:rPr>
-      </w:r>
-      <w:r>
-        <w:rPr>
-          <w:lang w:val="id_ID" w:bidi="id_ID"/>
-        </w:rPr>
-        <w:t>laporkan, dilaporkan, menceritakan, reputasi</w:t>
-      </w:r>
-    </w:p>
-    <w:p>
-      <w:pPr>
-        <w:pStyle w:val="Heading3"/>
-      </w:pPr>
-      <w:r>
-        <w:rPr>
-          <w:lang w:val="id_ID" w:bidi="id_ID"/>
-        </w:rPr>
-        <w:t>Definisi:</w:t>
-      </w:r>
-    </w:p>
-    <w:p>
-      <w:pPr/>
-      <w:r>
-        <w:rPr>
-          <w:lang w:val="id_ID" w:bidi="id_ID"/>
-        </w:rPr>
-      </w:r>
-      <w:r>
-        <w:rPr>
-          <w:lang w:val="id_ID" w:bidi="id_ID"/>
-        </w:rPr>
-        <w:t>Istilah “melaporkan” berarti memberi tahu orang-orang tentang sesuatu yang terjadi, sering kali memberikan rincian tentang peristiwa tersebut. Sebuah “laporan” adalah apa yang diceritakan, dan dapat diucapkan atau ditulis.</w:t>
-      </w:r>
-    </w:p>
-    <w:p>
-      <w:pPr>
-        <w:pStyle w:val="ListBullet"/>
-        <w:spacing w:line="240" w:lineRule="auto"/>
-        <w:ind w:left="720"/>
-      </w:pPr>
-      <w:r>
-        <w:rPr>
-          <w:lang w:val="id_ID" w:bidi="id_ID"/>
-        </w:rPr>
-      </w:r>
-      <w:r>
-        <w:rPr>
-          <w:lang w:val="id_ID" w:bidi="id_ID"/>
-        </w:rPr>
-        <w:t>“Melaporkan” juga dapat diterjemahkan sebagai “memberi tahu” atau “menjelaskan” atau “menceritakan rinciannya.”</w:t>
-      </w:r>
-    </w:p>
-    <w:p>
-      <w:pPr>
-        <w:pStyle w:val="ListBullet"/>
-        <w:spacing w:line="240" w:lineRule="auto"/>
-        <w:ind w:left="720"/>
-      </w:pPr>
-      <w:r>
-        <w:rPr>
-          <w:lang w:val="id_ID" w:bidi="id_ID"/>
-        </w:rPr>
-      </w:r>
-      <w:r>
-        <w:rPr>
-          <w:lang w:val="id_ID" w:bidi="id_ID"/>
-        </w:rPr>
-        <w:t>Ungkapan “Jangan laporkan hal ini kepada siapa pun” dapat diterjemahkan sebagai “Jangan membicarakan hal ini dengan siapa pun” atau “Jangan beri tahu siapa pun tentang hal ini.”</w:t>
-      </w:r>
-    </w:p>
-    <w:p>
-      <w:pPr>
-        <w:pStyle w:val="ListBullet"/>
-        <w:spacing w:line="240" w:lineRule="auto"/>
-        <w:ind w:left="720"/>
-      </w:pPr>
-      <w:r>
-        <w:rPr>
-          <w:lang w:val="id_ID" w:bidi="id_ID"/>
-        </w:rPr>
-      </w:r>
-      <w:r>
-        <w:rPr>
-          <w:lang w:val="id_ID" w:bidi="id_ID"/>
-        </w:rPr>
-        <w:t>Cara menerjemahkan “laporan” dapat mencakup “penjelasan” atau “cerita” atau “kisah terperinci”, bergantung pada konteksnya.</w:t>
-      </w:r>
-    </w:p>
-    <w:p>
-      <w:pPr>
-        <w:pStyle w:val="Heading3"/>
-      </w:pPr>
-      <w:r>
-        <w:rPr>
-          <w:lang w:val="id_ID" w:bidi="id_ID"/>
-        </w:rPr>
-        <w:t>Referensi Alkitab:</w:t>
-      </w:r>
-    </w:p>
-    <w:p>
-      <w:pPr>
-        <w:pStyle w:val="ListBullet"/>
-        <w:spacing w:line="240" w:lineRule="auto"/>
-        <w:ind w:left="720"/>
-      </w:pPr>
-      <w:r>
-        <w:rPr>
-          <w:lang w:val="id_ID" w:bidi="id_ID"/>
-        </w:rPr>
-      </w:r>
-      <w:hyperlink r:id="rId20">
-        <w:r>
-          <w:rPr>
-            <w:lang w:val="id_ID" w:bidi="id_ID"/>
-          </w:rPr>
-          <w:rPr>
-            <w:color w:val="0000EE"/>
-            <w:u w:val="single"/>
-          </w:rPr>
-          <w:t>Kisah Para Rasul 5:22–23</w:t>
-        </w:r>
-      </w:hyperlink>
-    </w:p>
-    <w:p>
-      <w:pPr>
-        <w:pStyle w:val="ListBullet"/>
-        <w:spacing w:line="240" w:lineRule="auto"/>
-        <w:ind w:left="720"/>
-      </w:pPr>
-      <w:r>
-        <w:rPr>
-          <w:lang w:val="id_ID" w:bidi="id_ID"/>
-        </w:rPr>
-      </w:r>
-      <w:hyperlink r:id="rId55">
-        <w:r>
-          <w:rPr>
-            <w:lang w:val="id_ID" w:bidi="id_ID"/>
-          </w:rPr>
-          <w:rPr>
-            <w:color w:val="0000EE"/>
-            <w:u w:val="single"/>
-          </w:rPr>
-          <w:t>Yohanes 12:38</w:t>
-        </w:r>
-      </w:hyperlink>
-    </w:p>
-    <w:p>
-      <w:pPr>
-        <w:pStyle w:val="ListBullet"/>
-        <w:spacing w:line="240" w:lineRule="auto"/>
-        <w:ind w:left="720"/>
-      </w:pPr>
-      <w:r>
-        <w:rPr>
-          <w:lang w:val="id_ID" w:bidi="id_ID"/>
-        </w:rPr>
-      </w:r>
-      <w:hyperlink r:id="rId56">
-        <w:r>
-          <w:rPr>
-            <w:lang w:val="id_ID" w:bidi="id_ID"/>
-          </w:rPr>
-          <w:rPr>
-            <w:color w:val="0000EE"/>
-            <w:u w:val="single"/>
-          </w:rPr>
-          <w:t>Lukas 5:15</w:t>
-        </w:r>
-      </w:hyperlink>
-    </w:p>
-    <w:p>
-      <w:pPr>
-        <w:pStyle w:val="ListBullet"/>
-        <w:spacing w:line="240" w:lineRule="auto"/>
-        <w:ind w:left="720"/>
-      </w:pPr>
-      <w:r>
-        <w:rPr>
-          <w:lang w:val="id_ID" w:bidi="id_ID"/>
-        </w:rPr>
-      </w:r>
-      <w:hyperlink r:id="rId57">
-        <w:r>
-          <w:rPr>
-            <w:lang w:val="id_ID" w:bidi="id_ID"/>
-          </w:rPr>
-          <w:rPr>
-            <w:color w:val="0000EE"/>
-            <w:u w:val="single"/>
-          </w:rPr>
-          <w:t>Lukas 8:34–35</w:t>
-        </w:r>
-      </w:hyperlink>
-    </w:p>
-    <w:p>
-      <w:pPr>
-        <w:pStyle w:val="ListBullet"/>
-        <w:spacing w:line="240" w:lineRule="auto"/>
-        <w:ind w:left="720"/>
-      </w:pPr>
-      <w:r>
-        <w:rPr>
-          <w:lang w:val="id_ID" w:bidi="id_ID"/>
-        </w:rPr>
-      </w:r>
-      <w:hyperlink r:id="rId58">
-        <w:r>
-          <w:rPr>
-            <w:lang w:val="id_ID" w:bidi="id_ID"/>
-          </w:rPr>
-          <w:rPr>
-            <w:color w:val="0000EE"/>
-            <w:u w:val="single"/>
-          </w:rPr>
-          <w:t>Matius 28:15</w:t>
-        </w:r>
-      </w:hyperlink>
-    </w:p>
-    <w:p>
-      <w:pPr>
-        <w:pStyle w:val="Heading3"/>
-      </w:pPr>
-      <w:r>
-        <w:rPr>
-          <w:lang w:val="id_ID" w:bidi="id_ID"/>
-        </w:rPr>
-        <w:t>Data Kata:</w:t>
-      </w:r>
-    </w:p>
-    <w:p>
-      <w:pPr>
-        <w:pStyle w:val="ListBullet"/>
-        <w:spacing w:line="240" w:lineRule="auto"/>
-        <w:ind w:left="720"/>
-      </w:pPr>
-      <w:r>
-        <w:rPr>
-          <w:lang w:val="id_ID" w:bidi="id_ID"/>
-        </w:rPr>
-      </w:r>
-      <w:r>
-        <w:rPr>
-          <w:lang w:val="id_ID" w:bidi="id_ID"/>
-        </w:rPr>
-        <w:t>Strong’s: H1681, H1696, H1697, H5046, H7725, H8034, H8052, H8085, H8088, H8089, G01890, G01910, G03120, G05180, G09870, G12250, G13100, G18340, G20360, G21630, G30040, G30560, G31400, G33770</w:t>
-      </w:r>
-      <w:r>
-        <w:rPr>
-          <w:lang w:val="id_ID" w:bidi="id_ID"/>
-        </w:rPr>
-      </w:r>
-      <w:r>
-        <w:rPr>
-          <w:lang w:val="id_ID" w:bidi="id_ID"/>
-        </w:rPr>
-      </w:r>
-    </w:p>
-    <w:p>
-      <w:pPr/>
-      <w:r>
-        <w:rPr>
-          <w:lang w:val="id_ID" w:bidi="id_ID"/>
-        </w:rPr>
-      </w:r>
-    </w:p>
-    <w:p>
-      <w:pPr>
-        <w:pStyle w:val="Heading2"/>
-      </w:pPr>
-    </w:p>
-    <w:p>
-      <w:pPr/>
-      <w:r>
-        <w:rPr>
-          <w:lang w:val="id_ID" w:bidi="id_ID"/>
-        </w:rPr>
-      </w:r>
-      <w:r>
-        <w:rPr>
-          <w:lang w:val="id_ID" w:bidi="id_ID"/>
-        </w:rPr>
-        <w:t>Lautan alang-alang</w:t>
-      </w:r>
-      <w:r>
-        <w:rPr>
-          <w:lang w:val="id_ID" w:bidi="id_ID"/>
-        </w:rPr>
-      </w:r>
-    </w:p>
-    <w:p>
-      <w:pPr/>
-      <w:r>
-        <w:rPr>
-          <w:lang w:val="id_ID" w:bidi="id_ID"/>
-        </w:rPr>
-      </w:r>
-      <w:r>
-        <w:rPr>
-          <w:lang w:val="id_ID" w:bidi="id_ID"/>
-        </w:rPr>
-        <w:t>Lautan alang-alang, Lautan Alang-alang, Laut Merah</w:t>
-      </w:r>
-    </w:p>
-    <w:p>
-      <w:pPr>
-        <w:pStyle w:val="Heading3"/>
-      </w:pPr>
-      <w:r>
-        <w:rPr>
-          <w:lang w:val="id_ID" w:bidi="id_ID"/>
-        </w:rPr>
-        <w:t>Fakta-fakta:</w:t>
-      </w:r>
-    </w:p>
-    <w:p>
-      <w:pPr/>
-      <w:r>
-        <w:rPr>
-          <w:lang w:val="id_ID" w:bidi="id_ID"/>
-        </w:rPr>
-      </w:r>
-      <w:r>
-        <w:rPr>
-          <w:lang w:val="id_ID" w:bidi="id_ID"/>
-        </w:rPr>
-        <w:t>“Lautan Alang-alang” adalah nama perairan yang terletak di antara Mesir dan Arab. Sekarang disebut “Laut Merah”.</w:t>
-      </w:r>
-    </w:p>
-    <w:p>
-      <w:pPr>
-        <w:pStyle w:val="ListBullet"/>
-        <w:spacing w:line="240" w:lineRule="auto"/>
-        <w:ind w:left="720"/>
-      </w:pPr>
-      <w:r>
-        <w:rPr>
-          <w:lang w:val="id_ID" w:bidi="id_ID"/>
-        </w:rPr>
-      </w:r>
-      <w:r>
-        <w:rPr>
-          <w:lang w:val="id_ID" w:bidi="id_ID"/>
-        </w:rPr>
-        <w:t>Laut Merah panjang dan sempit. Ini lebih besar dari danau atau sungai, tapi jauh lebih kecil dari samudera.</w:t>
-      </w:r>
-    </w:p>
-    <w:p>
-      <w:pPr>
-        <w:pStyle w:val="ListBullet"/>
-        <w:spacing w:line="240" w:lineRule="auto"/>
-        <w:ind w:left="720"/>
-      </w:pPr>
-      <w:r>
-        <w:rPr>
-          <w:lang w:val="id_ID" w:bidi="id_ID"/>
-        </w:rPr>
-      </w:r>
-      <w:r>
-        <w:rPr>
-          <w:lang w:val="id_ID" w:bidi="id_ID"/>
-        </w:rPr>
-        <w:t>Bangsa Israel harus menyeberangi Laut Merah ketika mereka menyelamatkan diri dari Mesir. Tuhan melakukan mujizat dan membuat air laut terbelah sehingga mereka bisa berjalan melintasi daratan.</w:t>
-      </w:r>
-    </w:p>
-    <w:p>
-      <w:pPr>
-        <w:pStyle w:val="ListBullet"/>
-        <w:spacing w:line="240" w:lineRule="auto"/>
-        <w:ind w:left="720"/>
-      </w:pPr>
-      <w:r>
-        <w:rPr>
-          <w:lang w:val="id_ID" w:bidi="id_ID"/>
-        </w:rPr>
-      </w:r>
-      <w:r>
-        <w:rPr>
-          <w:lang w:val="id_ID" w:bidi="id_ID"/>
-        </w:rPr>
-        <w:t>Tanah Kanaan terletak di utara laut ini.</w:t>
-      </w:r>
-    </w:p>
-    <w:p>
-      <w:pPr>
-        <w:pStyle w:val="ListBullet"/>
-        <w:spacing w:line="240" w:lineRule="auto"/>
-        <w:ind w:left="720"/>
-      </w:pPr>
-      <w:r>
-        <w:rPr>
-          <w:lang w:val="id_ID" w:bidi="id_ID"/>
-        </w:rPr>
-      </w:r>
-      <w:r>
-        <w:rPr>
-          <w:lang w:val="id_ID" w:bidi="id_ID"/>
-        </w:rPr>
-        <w:t>Ini juga bisa diterjemahkan sebagai “Laut Alang-alang.”</w:t>
-      </w:r>
-    </w:p>
-    <w:p>
-      <w:pPr/>
-      <w:r>
-        <w:rPr>
-          <w:lang w:val="id_ID" w:bidi="id_ID"/>
-        </w:rPr>
-      </w:r>
-      <w:r>
-        <w:rPr>
-          <w:lang w:val="id_ID" w:bidi="id_ID"/>
-        </w:rPr>
-        <w:t xml:space="preserve">(Lihst jugs: </w:t>
-      </w:r>
-      <w:r>
-        <w:rPr>
-          <w:lang w:val="id_ID" w:bidi="id_ID"/>
-        </w:rPr>
-        <w:t>Arabia</w:t>
-      </w:r>
-      <w:r>
-        <w:rPr>
-          <w:b/>
-          <w:lang w:val="id_ID" w:bidi="id_ID"/>
-        </w:rPr>
-        <w:t>.</w:t>
-      </w:r>
-      <w:r>
-        <w:rPr>
-          <w:lang w:val="id_ID" w:bidi="id_ID"/>
-        </w:rPr>
-        <w:t xml:space="preserve"> </w:t>
-      </w:r>
-      <w:r>
-        <w:rPr>
-          <w:lang w:val="id_ID" w:bidi="id_ID"/>
-        </w:rPr>
-        <w:t>Canaan</w:t>
-      </w:r>
-      <w:r>
-        <w:rPr>
-          <w:lang w:val="id_ID" w:bidi="id_ID"/>
-        </w:rPr>
-        <w:t xml:space="preserve">, </w:t>
-      </w:r>
-      <w:r>
-        <w:rPr>
-          <w:lang w:val="id_ID" w:bidi="id_ID"/>
-        </w:rPr>
-        <w:t>Egypt</w:t>
-      </w:r>
-      <w:r>
-        <w:rPr>
-          <w:lang w:val="id_ID" w:bidi="id_ID"/>
-        </w:rPr>
-        <w:t>)</w:t>
-      </w:r>
-    </w:p>
-    <w:p>
-      <w:pPr>
-        <w:pStyle w:val="Heading3"/>
-      </w:pPr>
-      <w:r>
-        <w:rPr>
-          <w:lang w:val="id_ID" w:bidi="id_ID"/>
-        </w:rPr>
-        <w:t>Referensi Alkitab:</w:t>
-      </w:r>
-    </w:p>
-    <w:p>
-      <w:pPr>
-        <w:pStyle w:val="ListBullet"/>
-        <w:spacing w:line="240" w:lineRule="auto"/>
-        <w:ind w:left="720"/>
-      </w:pPr>
-      <w:r>
-        <w:rPr>
-          <w:lang w:val="id_ID" w:bidi="id_ID"/>
-        </w:rPr>
-      </w:r>
-      <w:hyperlink r:id="rId20">
-        <w:r>
-          <w:rPr>
-            <w:lang w:val="id_ID" w:bidi="id_ID"/>
-          </w:rPr>
-          <w:rPr>
-            <w:color w:val="0000EE"/>
-            <w:u w:val="single"/>
-          </w:rPr>
-          <w:t>Kisah Para Rasul 7:35–37</w:t>
-        </w:r>
-      </w:hyperlink>
-    </w:p>
-    <w:p>
-      <w:pPr>
-        <w:pStyle w:val="ListBullet"/>
-        <w:spacing w:line="240" w:lineRule="auto"/>
-        <w:ind w:left="720"/>
-      </w:pPr>
-      <w:r>
-        <w:rPr>
-          <w:lang w:val="id_ID" w:bidi="id_ID"/>
-        </w:rPr>
-      </w:r>
-      <w:hyperlink r:id="rId59">
-        <w:r>
-          <w:rPr>
-            <w:lang w:val="id_ID" w:bidi="id_ID"/>
-          </w:rPr>
-          <w:rPr>
-            <w:color w:val="0000EE"/>
-            <w:u w:val="single"/>
-          </w:rPr>
-          <w:t>Keluaraan 13:17–18</w:t>
-        </w:r>
-      </w:hyperlink>
-    </w:p>
-    <w:p>
-      <w:pPr>
-        <w:pStyle w:val="ListBullet"/>
-        <w:spacing w:line="240" w:lineRule="auto"/>
-        <w:ind w:left="720"/>
-      </w:pPr>
-      <w:r>
-        <w:rPr>
-          <w:lang w:val="id_ID" w:bidi="id_ID"/>
-        </w:rPr>
-      </w:r>
-      <w:hyperlink r:id="rId60">
-        <w:r>
-          <w:rPr>
-            <w:lang w:val="id_ID" w:bidi="id_ID"/>
-          </w:rPr>
-          <w:rPr>
-            <w:color w:val="0000EE"/>
-            <w:u w:val="single"/>
-          </w:rPr>
-          <w:t>Yosua 4:22–24</w:t>
-        </w:r>
-      </w:hyperlink>
-    </w:p>
-    <w:p>
-      <w:pPr>
-        <w:pStyle w:val="ListBullet"/>
-        <w:spacing w:line="240" w:lineRule="auto"/>
-        <w:ind w:left="720"/>
-      </w:pPr>
-      <w:r>
-        <w:rPr>
-          <w:lang w:val="id_ID" w:bidi="id_ID"/>
-        </w:rPr>
-      </w:r>
-      <w:hyperlink r:id="rId61">
-        <w:r>
-          <w:rPr>
-            <w:lang w:val="id_ID" w:bidi="id_ID"/>
-          </w:rPr>
-          <w:rPr>
-            <w:color w:val="0000EE"/>
-            <w:u w:val="single"/>
-          </w:rPr>
-          <w:t>Bilangan 14:23–25</w:t>
-        </w:r>
-      </w:hyperlink>
-    </w:p>
-    <w:p>
-      <w:pPr>
-        <w:pStyle w:val="Heading3"/>
-      </w:pPr>
-      <w:r>
-        <w:rPr>
-          <w:lang w:val="id_ID" w:bidi="id_ID"/>
-        </w:rPr>
-        <w:t>Contoh dari Kisah Alkitab:</w:t>
-      </w:r>
-    </w:p>
-    <w:p>
-      <w:pPr>
-        <w:pStyle w:val="ListBullet"/>
-        <w:spacing w:line="240" w:lineRule="auto"/>
-        <w:ind w:left="720"/>
-      </w:pPr>
-      <w:r>
-        <w:rPr>
-          <w:lang w:val="id_ID" w:bidi="id_ID"/>
-        </w:rPr>
-      </w:r>
-      <w:r>
-        <w:rPr>
-          <w:b/>
-          <w:lang w:val="id_ID" w:bidi="id_ID"/>
-        </w:rPr>
-        <w:t>12:4</w:t>
-      </w:r>
-      <w:r>
-        <w:rPr>
-          <w:lang w:val="id_ID" w:bidi="id_ID"/>
-        </w:rPr>
-        <w:t xml:space="preserve"> Ketika bangsa Israel melihat tentara Mesir datang, mereka menyadari bahwa mereka terjebak di antara tentara Firaun dan </w:t>
-      </w:r>
-      <w:r>
-        <w:rPr>
-          <w:b/>
-          <w:lang w:val="id_ID" w:bidi="id_ID"/>
-        </w:rPr>
-        <w:t>Laut Merah</w:t>
-      </w:r>
-      <w:r>
-        <w:rPr>
-          <w:lang w:val="id_ID" w:bidi="id_ID"/>
-        </w:rPr>
-        <w:t>.</w:t>
-      </w:r>
-    </w:p>
-    <w:p>
-      <w:pPr>
-        <w:pStyle w:val="ListBullet"/>
-        <w:spacing w:line="240" w:lineRule="auto"/>
-        <w:ind w:left="720"/>
-      </w:pPr>
-      <w:r>
-        <w:rPr>
-          <w:lang w:val="id_ID" w:bidi="id_ID"/>
-        </w:rPr>
-      </w:r>
-      <w:r>
-        <w:rPr>
-          <w:b/>
-          <w:lang w:val="id_ID" w:bidi="id_ID"/>
-        </w:rPr>
-        <w:t>12:5</w:t>
-      </w:r>
-      <w:r>
-        <w:rPr>
-          <w:lang w:val="id_ID" w:bidi="id_ID"/>
-        </w:rPr>
-        <w:t xml:space="preserve"> Kemudian Tuhan berkata kepada Musa, “Suruh bangsa itu bergerak menuju </w:t>
-      </w:r>
-      <w:r>
-        <w:rPr>
-          <w:b/>
-          <w:lang w:val="id_ID" w:bidi="id_ID"/>
-        </w:rPr>
-        <w:t>Laut Merah</w:t>
-      </w:r>
-      <w:r>
-        <w:rPr>
-          <w:lang w:val="id_ID" w:bidi="id_ID"/>
-        </w:rPr>
-        <w:t>.”</w:t>
-      </w:r>
-    </w:p>
-    <w:p>
-      <w:pPr>
-        <w:pStyle w:val="ListBullet"/>
-        <w:spacing w:line="240" w:lineRule="auto"/>
-        <w:ind w:left="720"/>
-      </w:pPr>
-      <w:r>
-        <w:rPr>
-          <w:lang w:val="id_ID" w:bidi="id_ID"/>
-        </w:rPr>
-      </w:r>
-      <w:r>
-        <w:rPr>
-          <w:b/>
-          <w:lang w:val="id_ID" w:bidi="id_ID"/>
-        </w:rPr>
-        <w:t>13:1</w:t>
-      </w:r>
-      <w:r>
-        <w:rPr>
-          <w:lang w:val="id_ID" w:bidi="id_ID"/>
-        </w:rPr>
-        <w:t xml:space="preserve"> Setelah Tuhan memimpin bangsa Israel melewati </w:t>
-      </w:r>
-      <w:r>
-        <w:rPr>
-          <w:b/>
-          <w:lang w:val="id_ID" w:bidi="id_ID"/>
-        </w:rPr>
-        <w:t>Laut Merah</w:t>
-      </w:r>
-      <w:r>
-        <w:rPr>
-          <w:lang w:val="id_ID" w:bidi="id_ID"/>
-        </w:rPr>
-        <w:t>, Dia memimpin mereka melewati padang gurun menuju sebuah gunung bernama Sinai.</w:t>
-      </w:r>
-    </w:p>
-    <w:p>
-      <w:pPr>
-        <w:pStyle w:val="Heading3"/>
-      </w:pPr>
-      <w:r>
-        <w:rPr>
-          <w:lang w:val="id_ID" w:bidi="id_ID"/>
-        </w:rPr>
-        <w:t>Data Kata:</w:t>
-      </w:r>
-    </w:p>
-    <w:p>
-      <w:pPr>
-        <w:pStyle w:val="ListBullet"/>
-        <w:spacing w:line="240" w:lineRule="auto"/>
-        <w:ind w:left="720"/>
-      </w:pPr>
-      <w:r>
-        <w:rPr>
-          <w:lang w:val="id_ID" w:bidi="id_ID"/>
-        </w:rPr>
-      </w:r>
-      <w:r>
-        <w:rPr>
-          <w:lang w:val="id_ID" w:bidi="id_ID"/>
-        </w:rPr>
-        <w:t>Strong’s: H3220, H5488, G20630, G22810</w:t>
-      </w:r>
-      <w:r>
-        <w:rPr>
-          <w:lang w:val="id_ID" w:bidi="id_ID"/>
-        </w:rPr>
-      </w:r>
-      <w:r>
-        <w:rPr>
-          <w:lang w:val="id_ID" w:bidi="id_ID"/>
-        </w:rPr>
-      </w:r>
-    </w:p>
-    <w:p>
-      <w:pPr/>
-      <w:r>
-        <w:rPr>
-          <w:lang w:val="id_ID" w:bidi="id_ID"/>
-        </w:rPr>
-      </w:r>
-    </w:p>
-    <w:p>
-      <w:pPr>
-        <w:pStyle w:val="Heading2"/>
-      </w:pPr>
-    </w:p>
-    <w:p>
-      <w:pPr/>
-      <w:r>
-        <w:rPr>
-          <w:lang w:val="id_ID" w:bidi="id_ID"/>
-        </w:rPr>
-      </w:r>
-      <w:r>
-        <w:rPr>
-          <w:lang w:val="id_ID" w:bidi="id_ID"/>
-        </w:rPr>
-        <w:t>mendukung# pilih kasih</w:t>
-      </w:r>
-      <w:r>
-        <w:rPr>
-          <w:lang w:val="id_ID" w:bidi="id_ID"/>
-        </w:rPr>
-      </w:r>
-    </w:p>
-    <w:p>
-      <w:pPr/>
-      <w:r>
-        <w:rPr>
-          <w:lang w:val="id_ID" w:bidi="id_ID"/>
-        </w:rPr>
-      </w:r>
-      <w:r>
-        <w:rPr>
-          <w:lang w:val="id_ID" w:bidi="id_ID"/>
-        </w:rPr>
-        <w:t>mendukung# pilih kasih, keberpihakan</w:t>
-      </w:r>
-    </w:p>
-    <w:p>
-      <w:pPr>
-        <w:pStyle w:val="Heading3"/>
-      </w:pPr>
-      <w:r>
-        <w:rPr>
-          <w:lang w:val="id_ID" w:bidi="id_ID"/>
-        </w:rPr>
-        <w:t>Definisi:</w:t>
-      </w:r>
-    </w:p>
-    <w:p>
-      <w:pPr/>
-      <w:r>
-        <w:rPr>
-          <w:lang w:val="id_ID" w:bidi="id_ID"/>
-        </w:rPr>
-      </w:r>
-      <w:r>
-        <w:rPr>
-          <w:lang w:val="id_ID" w:bidi="id_ID"/>
-        </w:rPr>
-        <w:t>Istilah “bersikap pilih kasih” dan “menunjukkan keberpihakan” mengacu pada pilihan untuk memperlakukan orang tertentu lebih penting daripada orang lain.</w:t>
-      </w:r>
-    </w:p>
-    <w:p>
-      <w:pPr>
-        <w:pStyle w:val="ListBullet"/>
-        <w:spacing w:line="240" w:lineRule="auto"/>
-        <w:ind w:left="720"/>
-      </w:pPr>
-      <w:r>
-        <w:rPr>
-          <w:lang w:val="id_ID" w:bidi="id_ID"/>
-        </w:rPr>
-      </w:r>
-      <w:r>
-        <w:rPr>
-          <w:lang w:val="id_ID" w:bidi="id_ID"/>
-        </w:rPr>
-        <w:t>Hal ini mirip dengan menunjukkan perilaku pilih kasih, yang berarti memperlakukan beberapa orang lebih baik daripada yang lain.</w:t>
-      </w:r>
-    </w:p>
-    <w:p>
-      <w:pPr>
-        <w:pStyle w:val="ListBullet"/>
-        <w:spacing w:line="240" w:lineRule="auto"/>
-        <w:ind w:left="720"/>
-      </w:pPr>
-      <w:r>
-        <w:rPr>
-          <w:lang w:val="id_ID" w:bidi="id_ID"/>
-        </w:rPr>
-      </w:r>
-      <w:r>
-        <w:rPr>
-          <w:lang w:val="id_ID" w:bidi="id_ID"/>
-        </w:rPr>
-        <w:t>Biasanya keberpihakan atau pilih kasih ditunjukkan kepada orang lain karena mereka lebih kaya atau lebih populer daripada orang lain.</w:t>
-      </w:r>
-    </w:p>
-    <w:p>
-      <w:pPr>
-        <w:pStyle w:val="ListBullet"/>
-        <w:spacing w:line="240" w:lineRule="auto"/>
-        <w:ind w:left="720"/>
-      </w:pPr>
-      <w:r>
-        <w:rPr>
-          <w:lang w:val="id_ID" w:bidi="id_ID"/>
-        </w:rPr>
-      </w:r>
-      <w:r>
-        <w:rPr>
-          <w:lang w:val="id_ID" w:bidi="id_ID"/>
-        </w:rPr>
-        <w:t>Alkitab memerintahkan umatnya untuk tidak menunjukkan keberpihakan atau pilih kasih kepada orang yang kaya atau memiliki status tinggi.</w:t>
-      </w:r>
-    </w:p>
-    <w:p>
-      <w:pPr>
-        <w:pStyle w:val="ListBullet"/>
-        <w:spacing w:line="240" w:lineRule="auto"/>
-        <w:ind w:left="720"/>
-      </w:pPr>
-      <w:r>
-        <w:rPr>
-          <w:lang w:val="id_ID" w:bidi="id_ID"/>
-        </w:rPr>
-      </w:r>
-      <w:r>
-        <w:rPr>
-          <w:lang w:val="id_ID" w:bidi="id_ID"/>
-        </w:rPr>
-        <w:t>Dalam suratnya kepada jemaat di Roma, Paulus mengajarkan bahwa Allah menghakimi manusia dengan adil dan tanpa pilih kasih.</w:t>
-      </w:r>
-    </w:p>
-    <w:p>
-      <w:pPr>
-        <w:pStyle w:val="ListBullet"/>
-        <w:spacing w:line="240" w:lineRule="auto"/>
-        <w:ind w:left="720"/>
-      </w:pPr>
-      <w:r>
-        <w:rPr>
-          <w:lang w:val="id_ID" w:bidi="id_ID"/>
-        </w:rPr>
-      </w:r>
-      <w:r>
-        <w:rPr>
-          <w:lang w:val="id_ID" w:bidi="id_ID"/>
-        </w:rPr>
-        <w:t>Kitab Yakobus mengajarkan bahwa memberikan tempat duduk yang lebih baik atau perlakuan yang lebih baik kepada seseorang karena mereka kaya adalah salah.</w:t>
-      </w:r>
-    </w:p>
-    <w:p>
-      <w:pPr/>
-      <w:r>
-        <w:rPr>
-          <w:lang w:val="id_ID" w:bidi="id_ID"/>
-        </w:rPr>
-      </w:r>
-      <w:r>
-        <w:rPr>
-          <w:lang w:val="id_ID" w:bidi="id_ID"/>
-        </w:rPr>
-        <w:t xml:space="preserve">(Lihat juga: </w:t>
-      </w:r>
-      <w:r>
-        <w:rPr>
-          <w:lang w:val="id_ID" w:bidi="id_ID"/>
-        </w:rPr>
-        <w:t>mendukung</w:t>
-      </w:r>
-      <w:r>
-        <w:rPr>
-          <w:lang w:val="id_ID" w:bidi="id_ID"/>
-        </w:rPr>
-        <w:t>)</w:t>
-      </w:r>
-    </w:p>
-    <w:p>
-      <w:pPr>
-        <w:pStyle w:val="Heading3"/>
-      </w:pPr>
-      <w:r>
-        <w:rPr>
-          <w:lang w:val="id_ID" w:bidi="id_ID"/>
-        </w:rPr>
-        <w:t>Referensi Alkitab:</w:t>
-      </w:r>
-    </w:p>
-    <w:p>
-      <w:pPr>
-        <w:pStyle w:val="ListBullet"/>
-        <w:spacing w:line="240" w:lineRule="auto"/>
-        <w:ind w:left="720"/>
-      </w:pPr>
-      <w:r>
-        <w:rPr>
-          <w:lang w:val="id_ID" w:bidi="id_ID"/>
-        </w:rPr>
-      </w:r>
-      <w:hyperlink r:id="rId62">
-        <w:r>
-          <w:rPr>
-            <w:lang w:val="id_ID" w:bidi="id_ID"/>
-          </w:rPr>
-          <w:rPr>
-            <w:color w:val="0000EE"/>
-            <w:u w:val="single"/>
-          </w:rPr>
-          <w:t>Ulangan 1:17</w:t>
-        </w:r>
-      </w:hyperlink>
-    </w:p>
-    <w:p>
-      <w:pPr>
-        <w:pStyle w:val="ListBullet"/>
-        <w:spacing w:line="240" w:lineRule="auto"/>
-        <w:ind w:left="720"/>
-      </w:pPr>
-      <w:r>
-        <w:rPr>
-          <w:lang w:val="id_ID" w:bidi="id_ID"/>
-        </w:rPr>
-      </w:r>
-      <w:hyperlink r:id="rId63">
-        <w:r>
-          <w:rPr>
-            <w:lang w:val="id_ID" w:bidi="id_ID"/>
-          </w:rPr>
-          <w:rPr>
-            <w:color w:val="0000EE"/>
-            <w:u w:val="single"/>
-          </w:rPr>
-          <w:t>Maleakhi 2:9</w:t>
-        </w:r>
-      </w:hyperlink>
-    </w:p>
-    <w:p>
-      <w:pPr>
-        <w:pStyle w:val="ListBullet"/>
-        <w:spacing w:line="240" w:lineRule="auto"/>
-        <w:ind w:left="720"/>
-      </w:pPr>
-      <w:r>
-        <w:rPr>
-          <w:lang w:val="id_ID" w:bidi="id_ID"/>
-        </w:rPr>
-      </w:r>
-      <w:hyperlink r:id="rId64">
-        <w:r>
-          <w:rPr>
-            <w:lang w:val="id_ID" w:bidi="id_ID"/>
-          </w:rPr>
-          <w:rPr>
-            <w:color w:val="0000EE"/>
-            <w:u w:val="single"/>
-          </w:rPr>
-          <w:t>Markus 12:13–15</w:t>
-        </w:r>
-      </w:hyperlink>
-    </w:p>
-    <w:p>
-      <w:pPr>
-        <w:pStyle w:val="ListBullet"/>
-        <w:spacing w:line="240" w:lineRule="auto"/>
-        <w:ind w:left="720"/>
-      </w:pPr>
-      <w:r>
-        <w:rPr>
-          <w:lang w:val="id_ID" w:bidi="id_ID"/>
-        </w:rPr>
-      </w:r>
-      <w:hyperlink r:id="rId65">
-        <w:r>
-          <w:rPr>
-            <w:lang w:val="id_ID" w:bidi="id_ID"/>
-          </w:rPr>
-          <w:rPr>
-            <w:color w:val="0000EE"/>
-            <w:u w:val="single"/>
-          </w:rPr>
-          <w:t>Matius 22:16</w:t>
-        </w:r>
-      </w:hyperlink>
-    </w:p>
-    <w:p>
-      <w:pPr>
-        <w:pStyle w:val="ListBullet"/>
-        <w:spacing w:line="240" w:lineRule="auto"/>
-        <w:ind w:left="720"/>
-      </w:pPr>
-      <w:r>
-        <w:rPr>
-          <w:lang w:val="id_ID" w:bidi="id_ID"/>
-        </w:rPr>
-      </w:r>
-      <w:hyperlink r:id="rId66">
-        <w:r>
-          <w:rPr>
-            <w:lang w:val="id_ID" w:bidi="id_ID"/>
-          </w:rPr>
-          <w:rPr>
-            <w:color w:val="0000EE"/>
-            <w:u w:val="single"/>
-          </w:rPr>
-          <w:t>Roma 2:10–12</w:t>
-        </w:r>
-      </w:hyperlink>
-    </w:p>
-    <w:p>
-      <w:pPr>
-        <w:pStyle w:val="Heading3"/>
-      </w:pPr>
-      <w:r>
-        <w:rPr>
-          <w:lang w:val="id_ID" w:bidi="id_ID"/>
-        </w:rPr>
-        <w:t>Data Kata:</w:t>
-      </w:r>
-    </w:p>
-    <w:p>
-      <w:pPr>
-        <w:pStyle w:val="ListBullet"/>
-        <w:spacing w:line="240" w:lineRule="auto"/>
-        <w:ind w:left="720"/>
-      </w:pPr>
-      <w:r>
-        <w:rPr>
-          <w:lang w:val="id_ID" w:bidi="id_ID"/>
-        </w:rPr>
-      </w:r>
-      <w:r>
-        <w:rPr>
-          <w:lang w:val="id_ID" w:bidi="id_ID"/>
-        </w:rPr>
-        <w:t>Strong’s: H5234, H6440, G09910, G15190, G29830, G42990, G43830</w:t>
       </w:r>
       <w:r>
         <w:rPr>
